--- a/Final Report Documentation/Undergraduate project Waiver form.docx
+++ b/Final Report Documentation/Undergraduate project Waiver form.docx
@@ -1,6 +1,6 @@
 
 <file path=word/document.xml><?xml version="1.0" encoding="utf-8"?>
-<w:document xmlns:wpc="http://schemas.microsoft.com/office/word/2010/wordprocessingCanvas" xmlns:cx="http://schemas.microsoft.com/office/drawing/2014/chartex" xmlns:cx1="http://schemas.microsoft.com/office/drawing/2015/9/8/chartex" xmlns:cx2="http://schemas.microsoft.com/office/drawing/2015/10/21/chartex" xmlns:cx3="http://schemas.microsoft.com/office/drawing/2016/5/9/chartex" xmlns:cx4="http://schemas.microsoft.com/office/drawing/2016/5/10/chartex" xmlns:cx5="http://schemas.microsoft.com/office/drawing/2016/5/11/chartex" xmlns:cx6="http://schemas.microsoft.com/office/drawing/2016/5/12/chartex" xmlns:cx7="http://schemas.microsoft.com/office/drawing/2016/5/13/chartex" xmlns:cx8="http://schemas.microsoft.com/office/drawing/2016/5/14/chartex" xmlns:mc="http://schemas.openxmlformats.org/markup-compatibility/2006" xmlns:aink="http://schemas.microsoft.com/office/drawing/2016/ink" xmlns:am3d="http://schemas.microsoft.com/office/drawing/2017/model3d" xmlns:o="urn:schemas-microsoft-com:office:office" xmlns:oel="http://schemas.microsoft.com/office/2019/extlst" xmlns:r="http://schemas.openxmlformats.org/officeDocument/2006/relationships" xmlns:m="http://schemas.openxmlformats.org/officeDocument/2006/math" xmlns:v="urn:schemas-microsoft-com:vml" xmlns:wp14="http://schemas.microsoft.com/office/word/2010/wordprocessingDrawing" xmlns:wp="http://schemas.openxmlformats.org/drawingml/2006/wordprocessingDrawing" xmlns:w10="urn:schemas-microsoft-com:office:word" xmlns:w="http://schemas.openxmlformats.org/wordprocessingml/2006/main" xmlns:w14="http://schemas.microsoft.com/office/word/2010/wordml" xmlns:w15="http://schemas.microsoft.com/office/word/2012/wordml" xmlns:w16cex="http://schemas.microsoft.com/office/word/2018/wordml/cex" xmlns:w16cid="http://schemas.microsoft.com/office/word/2016/wordml/cid" xmlns:w16="http://schemas.microsoft.com/office/word/2018/wordml" xmlns:w16sdtdh="http://schemas.microsoft.com/office/word/2020/wordml/sdtdatahash" xmlns:w16se="http://schemas.microsoft.com/office/word/2015/wordml/symex" xmlns:wpg="http://schemas.microsoft.com/office/word/2010/wordprocessingGroup" xmlns:wpi="http://schemas.microsoft.com/office/word/2010/wordprocessingInk" xmlns:wne="http://schemas.microsoft.com/office/word/2006/wordml" xmlns:wps="http://schemas.microsoft.com/office/word/2010/wordprocessingShape" mc:Ignorable="w14 w15 w16se w16cid w16 w16cex w16sdtdh wp14">
+<w:document xmlns:wpc="http://schemas.microsoft.com/office/word/2010/wordprocessingCanvas" xmlns:cx="http://schemas.microsoft.com/office/drawing/2014/chartex" xmlns:cx1="http://schemas.microsoft.com/office/drawing/2015/9/8/chartex" xmlns:cx2="http://schemas.microsoft.com/office/drawing/2015/10/21/chartex" xmlns:cx3="http://schemas.microsoft.com/office/drawing/2016/5/9/chartex" xmlns:cx4="http://schemas.microsoft.com/office/drawing/2016/5/10/chartex" xmlns:cx5="http://schemas.microsoft.com/office/drawing/2016/5/11/chartex" xmlns:cx6="http://schemas.microsoft.com/office/drawing/2016/5/12/chartex" xmlns:cx7="http://schemas.microsoft.com/office/drawing/2016/5/13/chartex" xmlns:cx8="http://schemas.microsoft.com/office/drawing/2016/5/14/chartex" xmlns:mc="http://schemas.openxmlformats.org/markup-compatibility/2006" xmlns:aink="http://schemas.microsoft.com/office/drawing/2016/ink" xmlns:am3d="http://schemas.microsoft.com/office/drawing/2017/model3d" xmlns:o="urn:schemas-microsoft-com:office:office" xmlns:oel="http://schemas.microsoft.com/office/2019/extlst" xmlns:r="http://schemas.openxmlformats.org/officeDocument/2006/relationships" xmlns:m="http://schemas.openxmlformats.org/officeDocument/2006/math" xmlns:v="urn:schemas-microsoft-com:vml" xmlns:wp14="http://schemas.microsoft.com/office/word/2010/wordprocessingDrawing" xmlns:wp="http://schemas.openxmlformats.org/drawingml/2006/wordprocessingDrawing" xmlns:w10="urn:schemas-microsoft-com:office:word" xmlns:w="http://schemas.openxmlformats.org/wordprocessingml/2006/main" xmlns:w14="http://schemas.microsoft.com/office/word/2010/wordml" xmlns:w15="http://schemas.microsoft.com/office/word/2012/wordml" xmlns:w16cex="http://schemas.microsoft.com/office/word/2018/wordml/cex" xmlns:w16cid="http://schemas.microsoft.com/office/word/2016/wordml/cid" xmlns:w16="http://schemas.microsoft.com/office/word/2018/wordml" xmlns:w16du="http://schemas.microsoft.com/office/word/2023/wordml/word16du" xmlns:w16sdtdh="http://schemas.microsoft.com/office/word/2020/wordml/sdtdatahash" xmlns:w16sdtfl="http://schemas.microsoft.com/office/word/2024/wordml/sdtformatlock" xmlns:w16se="http://schemas.microsoft.com/office/word/2015/wordml/symex" xmlns:wpg="http://schemas.microsoft.com/office/word/2010/wordprocessingGroup" xmlns:wpi="http://schemas.microsoft.com/office/word/2010/wordprocessingInk" xmlns:wne="http://schemas.microsoft.com/office/word/2006/wordml" xmlns:wps="http://schemas.microsoft.com/office/word/2010/wordprocessingShape" mc:Ignorable="w14 w15 w16se w16cid w16 w16cex w16sdtdh w16sdtfl w16du wp14">
   <w:body>
     <w:p>
       <w:pPr>
@@ -52,7 +52,7 @@
       </w:r>
       <w:r>
         <w:pict w14:anchorId="5E5841E4">
-          <v:shape id="_x0000_i1025" type="#_x0000_t75" style="width:172pt;height:49pt">
+          <v:shape id="_x0000_i1025" type="#_x0000_t75" style="width:171.75pt;height:48.75pt">
             <v:imagedata r:id="rId8" o:title="Temp new logo"/>
           </v:shape>
         </w:pict>
@@ -137,16 +137,7 @@
           <w:bCs/>
           <w:sz w:val="24"/>
         </w:rPr>
-        <w:tab/>
-      </w:r>
-      <w:r>
-        <w:rPr>
-          <w:b/>
-          <w:bCs/>
-          <w:sz w:val="24"/>
-        </w:rPr>
-        <w:tab/>
-        <w:t>____________________________________________________</w:t>
+        <w:t xml:space="preserve"> Zorik Rostam</w:t>
       </w:r>
       <w:r>
         <w:rPr>
@@ -155,131 +146,207 @@
           <w:sz w:val="24"/>
           <w:u w:val="single"/>
         </w:rPr>
-        <w:t xml:space="preserve">            </w:t>
-      </w:r>
-    </w:p>
-    <w:p>
-      <w:pPr>
-        <w:rPr>
-          <w:b/>
-          <w:bCs/>
-          <w:sz w:val="24"/>
-        </w:rPr>
-      </w:pPr>
-    </w:p>
-    <w:p>
-      <w:pPr>
-        <w:rPr>
-          <w:b/>
-          <w:bCs/>
-          <w:sz w:val="24"/>
-        </w:rPr>
-      </w:pPr>
-    </w:p>
-    <w:p>
-      <w:pPr>
-        <w:rPr>
-          <w:b/>
-          <w:bCs/>
-          <w:sz w:val="24"/>
-        </w:rPr>
-      </w:pPr>
-      <w:r>
-        <w:rPr>
-          <w:rFonts w:ascii="Arial" w:hAnsi="Arial" w:cs="Arial"/>
-          <w:b/>
-          <w:bCs/>
-          <w:sz w:val="24"/>
+        <w:t xml:space="preserve"> </w:t>
+      </w:r>
+    </w:p>
+    <w:p>
+      <w:pPr>
+        <w:rPr>
+          <w:b/>
+          <w:bCs/>
+          <w:sz w:val="24"/>
+        </w:rPr>
+      </w:pPr>
+    </w:p>
+    <w:p>
+      <w:pPr>
+        <w:pStyle w:val="Heading1"/>
+        <w:spacing w:before="3" w:line="278" w:lineRule="auto"/>
+        <w:ind w:left="3499" w:hanging="3200"/>
+        <w:rPr>
+          <w:rFonts w:ascii="Arial" w:hAnsi="Arial" w:cs="Arial"/>
+        </w:rPr>
+      </w:pPr>
+      <w:r>
+        <w:rPr>
+          <w:rFonts w:ascii="Arial" w:hAnsi="Arial" w:cs="Arial"/>
         </w:rPr>
         <w:t>Project/Thesis Title</w:t>
       </w:r>
       <w:r>
         <w:rPr>
           <w:rFonts w:ascii="Arial" w:hAnsi="Arial" w:cs="Arial"/>
-          <w:b/>
-          <w:bCs/>
-          <w:sz w:val="24"/>
-        </w:rPr>
-        <w:t xml:space="preserve">           </w:t>
-      </w:r>
-      <w:r>
-        <w:rPr>
-          <w:b/>
-          <w:bCs/>
-          <w:sz w:val="24"/>
-        </w:rPr>
-        <w:t>____________________________________________________</w:t>
-      </w:r>
-    </w:p>
-    <w:p>
-      <w:pPr>
-        <w:rPr>
-          <w:b/>
-          <w:bCs/>
-          <w:sz w:val="24"/>
-        </w:rPr>
-      </w:pPr>
-    </w:p>
-    <w:p>
-      <w:pPr>
-        <w:ind w:left="2160" w:firstLine="720"/>
-        <w:rPr>
-          <w:b/>
-          <w:bCs/>
-          <w:sz w:val="24"/>
-        </w:rPr>
-      </w:pPr>
-      <w:r>
-        <w:rPr>
-          <w:b/>
-          <w:bCs/>
-          <w:sz w:val="24"/>
-        </w:rPr>
-        <w:t>____________________________________________________</w:t>
-      </w:r>
-    </w:p>
-    <w:p>
-      <w:pPr>
-        <w:rPr>
-          <w:b/>
-          <w:bCs/>
-          <w:sz w:val="24"/>
-        </w:rPr>
-      </w:pPr>
-    </w:p>
-    <w:p>
-      <w:pPr>
-        <w:ind w:left="2160" w:firstLine="720"/>
-        <w:rPr>
-          <w:b/>
-          <w:bCs/>
-          <w:sz w:val="24"/>
-        </w:rPr>
-      </w:pPr>
-      <w:r>
-        <w:rPr>
-          <w:b/>
-          <w:bCs/>
-          <w:sz w:val="24"/>
-        </w:rPr>
-        <w:t>____________________________________________________</w:t>
-      </w:r>
-    </w:p>
-    <w:p>
-      <w:pPr>
-        <w:rPr>
-          <w:b/>
-          <w:bCs/>
-          <w:sz w:val="24"/>
-        </w:rPr>
-      </w:pPr>
-    </w:p>
-    <w:p>
-      <w:pPr>
-        <w:rPr>
-          <w:b/>
-          <w:bCs/>
-          <w:sz w:val="24"/>
+          <w:b w:val="0"/>
+          <w:bCs w:val="0"/>
+        </w:rPr>
+        <w:t xml:space="preserve">:  </w:t>
+      </w:r>
+      <w:r>
+        <w:rPr>
+          <w:rFonts w:ascii="Arial" w:hAnsi="Arial" w:cs="Arial"/>
+          <w:color w:val="111727"/>
+        </w:rPr>
+        <w:t>New</w:t>
+      </w:r>
+      <w:r>
+        <w:rPr>
+          <w:rFonts w:ascii="Arial" w:hAnsi="Arial" w:cs="Arial"/>
+          <w:color w:val="111727"/>
+          <w:spacing w:val="-17"/>
+        </w:rPr>
+        <w:t xml:space="preserve"> </w:t>
+      </w:r>
+      <w:r>
+        <w:rPr>
+          <w:rFonts w:ascii="Arial" w:hAnsi="Arial" w:cs="Arial"/>
+          <w:color w:val="111727"/>
+        </w:rPr>
+        <w:t>Ways</w:t>
+      </w:r>
+      <w:r>
+        <w:rPr>
+          <w:rFonts w:ascii="Arial" w:hAnsi="Arial" w:cs="Arial"/>
+          <w:color w:val="111727"/>
+          <w:spacing w:val="-16"/>
+        </w:rPr>
+        <w:t xml:space="preserve"> </w:t>
+      </w:r>
+      <w:r>
+        <w:rPr>
+          <w:rFonts w:ascii="Arial" w:hAnsi="Arial" w:cs="Arial"/>
+          <w:color w:val="111727"/>
+        </w:rPr>
+        <w:t>to</w:t>
+      </w:r>
+      <w:r>
+        <w:rPr>
+          <w:rFonts w:ascii="Arial" w:hAnsi="Arial" w:cs="Arial"/>
+          <w:color w:val="111727"/>
+          <w:spacing w:val="-18"/>
+        </w:rPr>
+        <w:t xml:space="preserve"> </w:t>
+      </w:r>
+      <w:r>
+        <w:rPr>
+          <w:rFonts w:ascii="Arial" w:hAnsi="Arial" w:cs="Arial"/>
+          <w:color w:val="111727"/>
+        </w:rPr>
+        <w:t>Play:</w:t>
+      </w:r>
+      <w:r>
+        <w:rPr>
+          <w:rFonts w:ascii="Arial" w:hAnsi="Arial" w:cs="Arial"/>
+          <w:color w:val="111727"/>
+          <w:spacing w:val="-16"/>
+        </w:rPr>
+        <w:t xml:space="preserve"> </w:t>
+      </w:r>
+      <w:r>
+        <w:rPr>
+          <w:rFonts w:ascii="Arial" w:hAnsi="Arial" w:cs="Arial"/>
+          <w:color w:val="111727"/>
+        </w:rPr>
+        <w:t>A</w:t>
+      </w:r>
+      <w:r>
+        <w:rPr>
+          <w:rFonts w:ascii="Arial" w:hAnsi="Arial" w:cs="Arial"/>
+          <w:color w:val="111727"/>
+          <w:spacing w:val="-16"/>
+        </w:rPr>
+        <w:t xml:space="preserve"> </w:t>
+      </w:r>
+      <w:r>
+        <w:rPr>
+          <w:rFonts w:ascii="Arial" w:hAnsi="Arial" w:cs="Arial"/>
+          <w:color w:val="111727"/>
+        </w:rPr>
+        <w:t>Study</w:t>
+      </w:r>
+      <w:r>
+        <w:rPr>
+          <w:rFonts w:ascii="Arial" w:hAnsi="Arial" w:cs="Arial"/>
+          <w:color w:val="111727"/>
+          <w:spacing w:val="-16"/>
+        </w:rPr>
+        <w:t xml:space="preserve"> </w:t>
+      </w:r>
+      <w:r>
+        <w:rPr>
+          <w:rFonts w:ascii="Arial" w:hAnsi="Arial" w:cs="Arial"/>
+          <w:color w:val="111727"/>
+        </w:rPr>
+        <w:t>in</w:t>
+      </w:r>
+      <w:r>
+        <w:rPr>
+          <w:rFonts w:ascii="Arial" w:hAnsi="Arial" w:cs="Arial"/>
+          <w:color w:val="111727"/>
+          <w:spacing w:val="-16"/>
+        </w:rPr>
+        <w:t xml:space="preserve"> </w:t>
+      </w:r>
+      <w:r>
+        <w:rPr>
+          <w:rFonts w:ascii="Arial" w:hAnsi="Arial" w:cs="Arial"/>
+          <w:color w:val="111727"/>
+        </w:rPr>
+        <w:t>Alternative</w:t>
+      </w:r>
+      <w:r>
+        <w:rPr>
+          <w:rFonts w:ascii="Arial" w:hAnsi="Arial" w:cs="Arial"/>
+          <w:color w:val="111727"/>
+          <w:spacing w:val="-16"/>
+        </w:rPr>
+        <w:t xml:space="preserve"> </w:t>
+      </w:r>
+      <w:r>
+        <w:rPr>
+          <w:rFonts w:ascii="Arial" w:hAnsi="Arial" w:cs="Arial"/>
+          <w:color w:val="111727"/>
+        </w:rPr>
+        <w:t>Game</w:t>
+      </w:r>
+      <w:r>
+        <w:rPr>
+          <w:rFonts w:ascii="Arial" w:hAnsi="Arial" w:cs="Arial"/>
+          <w:color w:val="111727"/>
+        </w:rPr>
+        <w:t xml:space="preserve"> </w:t>
+      </w:r>
+      <w:r>
+        <w:rPr>
+          <w:rFonts w:ascii="Arial" w:hAnsi="Arial" w:cs="Arial"/>
+          <w:color w:val="111727"/>
+          <w:spacing w:val="-2"/>
+        </w:rPr>
+        <w:t>Controllers</w:t>
+      </w:r>
+    </w:p>
+    <w:p>
+      <w:pPr>
+        <w:rPr>
+          <w:b/>
+          <w:bCs/>
+          <w:sz w:val="24"/>
+        </w:rPr>
+      </w:pPr>
+    </w:p>
+    <w:p>
+      <w:pPr>
+        <w:rPr>
+          <w:b/>
+          <w:bCs/>
+          <w:sz w:val="24"/>
+        </w:rPr>
+      </w:pPr>
+    </w:p>
+    <w:p>
+      <w:pPr>
+        <w:rPr>
+          <w:b/>
+          <w:bCs/>
         </w:rPr>
       </w:pPr>
       <w:r>
@@ -301,55 +368,56 @@
       </w:r>
       <w:r>
         <w:rPr>
-          <w:b/>
-          <w:bCs/>
-          <w:sz w:val="24"/>
-        </w:rPr>
-        <w:tab/>
-      </w:r>
-      <w:r>
-        <w:rPr>
-          <w:b/>
-          <w:bCs/>
-          <w:sz w:val="24"/>
-        </w:rPr>
-        <w:tab/>
-      </w:r>
-      <w:r>
-        <w:rPr>
-          <w:b/>
-          <w:bCs/>
-          <w:sz w:val="24"/>
-        </w:rPr>
-        <w:tab/>
-        <w:t>____________________________________________________</w:t>
-      </w:r>
-    </w:p>
-    <w:p>
-      <w:pPr>
-        <w:rPr>
-          <w:b/>
-          <w:bCs/>
-          <w:sz w:val="24"/>
-        </w:rPr>
-      </w:pPr>
-    </w:p>
-    <w:p>
-      <w:pPr>
-        <w:rPr>
-          <w:b/>
-          <w:bCs/>
-          <w:sz w:val="24"/>
-        </w:rPr>
-      </w:pPr>
-      <w:r>
-        <w:rPr>
-          <w:b/>
-          <w:bCs/>
-          <w:sz w:val="24"/>
-        </w:rPr>
-        <w:t>____________________________________________________________________________</w:t>
-      </w:r>
+          <w:rFonts w:ascii="Segoe UI" w:hAnsi="Segoe UI" w:cs="Segoe UI"/>
+          <w:color w:val="212529"/>
+          <w:kern w:val="36"/>
+          <w:sz w:val="48"/>
+          <w:szCs w:val="48"/>
+          <w:lang w:eastAsia="en-GB"/>
+        </w:rPr>
+        <w:t xml:space="preserve"> </w:t>
+      </w:r>
+      <w:r>
+        <w:rPr>
+          <w:rFonts w:ascii="Arial" w:hAnsi="Arial" w:cs="Arial"/>
+          <w:b/>
+          <w:bCs/>
+          <w:sz w:val="24"/>
+          <w:szCs w:val="24"/>
+        </w:rPr>
+        <w:t xml:space="preserve">CMP6200 Individual Honours Project </w:t>
+      </w:r>
+      <w:proofErr w:type="gramStart"/>
+      <w:r>
+        <w:rPr>
+          <w:rFonts w:ascii="Arial" w:hAnsi="Arial" w:cs="Arial"/>
+          <w:b/>
+          <w:bCs/>
+          <w:sz w:val="24"/>
+          <w:szCs w:val="24"/>
+        </w:rPr>
+        <w:t>A</w:t>
+      </w:r>
+      <w:proofErr w:type="gramEnd"/>
+      <w:r>
+        <w:rPr>
+          <w:rFonts w:ascii="Arial" w:hAnsi="Arial" w:cs="Arial"/>
+          <w:b/>
+          <w:bCs/>
+          <w:sz w:val="24"/>
+          <w:szCs w:val="24"/>
+        </w:rPr>
+        <w:t xml:space="preserve"> AYR 2025/6</w:t>
+      </w:r>
+    </w:p>
+    <w:p>
+      <w:pPr>
+        <w:rPr>
+          <w:b/>
+          <w:bCs/>
+          <w:sz w:val="24"/>
+        </w:rPr>
+      </w:pPr>
     </w:p>
     <w:p>
       <w:pPr>
@@ -557,81 +625,36 @@
       <w:r>
         <w:rPr>
           <w:rFonts w:ascii="Arial" w:hAnsi="Arial" w:cs="Arial"/>
+          <w:color w:val="000000"/>
+        </w:rPr>
+        <w:t>includes</w:t>
+      </w:r>
+      <w:r>
+        <w:rPr>
+          <w:rFonts w:ascii="Arial" w:hAnsi="Arial" w:cs="Arial"/>
           <w:b/>
           <w:bCs/>
           <w:color w:val="FF0000"/>
         </w:rPr>
-        <w:t xml:space="preserve">includes / </w:t>
-      </w:r>
-      <w:r>
-        <w:rPr>
-          <w:rFonts w:ascii="Arial" w:hAnsi="Arial" w:cs="Arial"/>
-          <w:b/>
-          <w:bCs/>
-          <w:color w:val="FF0000"/>
-          <w:u w:val="single"/>
-        </w:rPr>
-        <w:t>does not</w:t>
-      </w:r>
-      <w:r>
-        <w:rPr>
-          <w:rFonts w:ascii="Arial" w:hAnsi="Arial" w:cs="Arial"/>
-          <w:b/>
-          <w:bCs/>
-          <w:color w:val="FF0000"/>
-        </w:rPr>
-        <w:t xml:space="preserve"> include</w:t>
-      </w:r>
-      <w:r>
-        <w:rPr>
-          <w:rFonts w:ascii="Arial" w:hAnsi="Arial" w:cs="Arial"/>
-        </w:rPr>
         <w:t xml:space="preserve"> </w:t>
       </w:r>
       <w:r>
         <w:rPr>
           <w:rFonts w:ascii="Arial" w:hAnsi="Arial" w:cs="Arial"/>
-          <w:i/>
-          <w:iCs/>
-        </w:rPr>
-        <w:t>(</w:t>
-      </w:r>
-      <w:r>
-        <w:rPr>
-          <w:rFonts w:ascii="Arial" w:hAnsi="Arial" w:cs="Arial"/>
-          <w:i/>
-          <w:iCs/>
-          <w:highlight w:val="yellow"/>
-        </w:rPr>
-        <w:t>please delete as appropriate</w:t>
-      </w:r>
-      <w:r>
-        <w:rPr>
-          <w:rFonts w:ascii="Arial" w:hAnsi="Arial" w:cs="Arial"/>
-          <w:i/>
-          <w:iCs/>
-        </w:rPr>
-        <w:t>)</w:t>
-      </w:r>
-      <w:r>
-        <w:rPr>
-          <w:rFonts w:ascii="Arial" w:hAnsi="Arial" w:cs="Arial"/>
-        </w:rPr>
-        <w:t xml:space="preserve"> material copied from a source (</w:t>
-      </w:r>
-      <w:proofErr w:type="gramStart"/>
-      <w:r>
-        <w:rPr>
-          <w:rFonts w:ascii="Arial" w:hAnsi="Arial" w:cs="Arial"/>
-        </w:rPr>
-        <w:t>e.g.</w:t>
-      </w:r>
-      <w:proofErr w:type="gramEnd"/>
-      <w:r>
-        <w:rPr>
-          <w:rFonts w:ascii="Arial" w:hAnsi="Arial" w:cs="Arial"/>
-        </w:rPr>
-        <w:t xml:space="preserve"> a book) where ownership of the copyright does not belong to myself. </w:t>
+        </w:rPr>
+        <w:t>material copied from a source (e.g. a</w:t>
+      </w:r>
+      <w:r>
+        <w:rPr>
+          <w:rFonts w:ascii="Arial" w:hAnsi="Arial" w:cs="Arial"/>
+        </w:rPr>
+        <w:t xml:space="preserve"> website, article</w:t>
+      </w:r>
+      <w:r>
+        <w:rPr>
+          <w:rFonts w:ascii="Arial" w:hAnsi="Arial" w:cs="Arial"/>
+        </w:rPr>
+        <w:t xml:space="preserve">) where ownership of the copyright does not belong to myself. </w:t>
       </w:r>
     </w:p>
     <w:p>
@@ -646,60 +669,9 @@
       <w:pPr>
         <w:pStyle w:val="BodyText"/>
         <w:rPr>
-          <w:rFonts w:ascii="Arial" w:hAnsi="Arial" w:cs="Arial"/>
-        </w:rPr>
-      </w:pPr>
-      <w:r>
-        <w:rPr>
-          <w:rFonts w:ascii="Arial" w:hAnsi="Arial" w:cs="Arial"/>
-        </w:rPr>
-        <w:t>If the</w:t>
-      </w:r>
-      <w:r>
-        <w:rPr>
-          <w:rFonts w:ascii="Arial" w:hAnsi="Arial" w:cs="Arial"/>
-          <w:b/>
-          <w:bCs/>
-        </w:rPr>
-        <w:t xml:space="preserve"> project / thesis </w:t>
-      </w:r>
-      <w:r>
-        <w:rPr>
-          <w:rFonts w:ascii="Arial" w:hAnsi="Arial" w:cs="Arial"/>
-          <w:b/>
-          <w:bCs/>
-          <w:u w:val="single"/>
-        </w:rPr>
-        <w:t>includes</w:t>
-      </w:r>
-      <w:r>
-        <w:rPr>
-          <w:rFonts w:ascii="Arial" w:hAnsi="Arial" w:cs="Arial"/>
-        </w:rPr>
-        <w:t xml:space="preserve"> such </w:t>
-      </w:r>
-      <w:proofErr w:type="gramStart"/>
-      <w:r>
-        <w:rPr>
-          <w:rFonts w:ascii="Arial" w:hAnsi="Arial" w:cs="Arial"/>
-        </w:rPr>
-        <w:t>material</w:t>
-      </w:r>
-      <w:proofErr w:type="gramEnd"/>
-      <w:r>
-        <w:rPr>
-          <w:rFonts w:ascii="Arial" w:hAnsi="Arial" w:cs="Arial"/>
-          <w:b/>
-          <w:bCs/>
-        </w:rPr>
-        <w:t xml:space="preserve"> </w:t>
-      </w:r>
-      <w:r>
-        <w:rPr>
-          <w:rFonts w:ascii="Arial" w:hAnsi="Arial" w:cs="Arial"/>
-        </w:rPr>
-        <w:t>please supply the following details:</w:t>
-      </w:r>
+          <w:sz w:val="16"/>
+        </w:rPr>
+      </w:pPr>
     </w:p>
     <w:p>
       <w:pPr>
@@ -730,6 +702,29 @@
           <w:bCs/>
         </w:rPr>
         <w:t>:</w:t>
+      </w:r>
+      <w:r>
+        <w:rPr>
+          <w:b/>
+          <w:bCs/>
+        </w:rPr>
+        <w:t xml:space="preserve"> (link to the source we used with a direct quote of </w:t>
+      </w:r>
+      <w:proofErr w:type="spellStart"/>
+      <w:r>
+        <w:rPr>
+          <w:b/>
+          <w:bCs/>
+        </w:rPr>
+        <w:t>of</w:t>
+      </w:r>
+      <w:proofErr w:type="spellEnd"/>
+      <w:r>
+        <w:rPr>
+          <w:b/>
+          <w:bCs/>
+        </w:rPr>
+        <w:t xml:space="preserve"> the lines we used in the source)</w:t>
       </w:r>
     </w:p>
     <w:p>
@@ -1289,7 +1284,7 @@
 </file>
 
 <file path=word/endnotes.xml><?xml version="1.0" encoding="utf-8"?>
-<w:endnotes xmlns:wpc="http://schemas.microsoft.com/office/word/2010/wordprocessingCanvas" xmlns:cx="http://schemas.microsoft.com/office/drawing/2014/chartex" xmlns:cx1="http://schemas.microsoft.com/office/drawing/2015/9/8/chartex" xmlns:cx2="http://schemas.microsoft.com/office/drawing/2015/10/21/chartex" xmlns:cx3="http://schemas.microsoft.com/office/drawing/2016/5/9/chartex" xmlns:cx4="http://schemas.microsoft.com/office/drawing/2016/5/10/chartex" xmlns:cx5="http://schemas.microsoft.com/office/drawing/2016/5/11/chartex" xmlns:cx6="http://schemas.microsoft.com/office/drawing/2016/5/12/chartex" xmlns:cx7="http://schemas.microsoft.com/office/drawing/2016/5/13/chartex" xmlns:cx8="http://schemas.microsoft.com/office/drawing/2016/5/14/chartex" xmlns:mc="http://schemas.openxmlformats.org/markup-compatibility/2006" xmlns:aink="http://schemas.microsoft.com/office/drawing/2016/ink" xmlns:am3d="http://schemas.microsoft.com/office/drawing/2017/model3d" xmlns:o="urn:schemas-microsoft-com:office:office" xmlns:oel="http://schemas.microsoft.com/office/2019/extlst" xmlns:r="http://schemas.openxmlformats.org/officeDocument/2006/relationships" xmlns:m="http://schemas.openxmlformats.org/officeDocument/2006/math" xmlns:v="urn:schemas-microsoft-com:vml" xmlns:wp14="http://schemas.microsoft.com/office/word/2010/wordprocessingDrawing" xmlns:wp="http://schemas.openxmlformats.org/drawingml/2006/wordprocessingDrawing" xmlns:w10="urn:schemas-microsoft-com:office:word" xmlns:w="http://schemas.openxmlformats.org/wordprocessingml/2006/main" xmlns:w14="http://schemas.microsoft.com/office/word/2010/wordml" xmlns:w15="http://schemas.microsoft.com/office/word/2012/wordml" xmlns:w16cex="http://schemas.microsoft.com/office/word/2018/wordml/cex" xmlns:w16cid="http://schemas.microsoft.com/office/word/2016/wordml/cid" xmlns:w16="http://schemas.microsoft.com/office/word/2018/wordml" xmlns:w16sdtdh="http://schemas.microsoft.com/office/word/2020/wordml/sdtdatahash" xmlns:w16se="http://schemas.microsoft.com/office/word/2015/wordml/symex" xmlns:wpg="http://schemas.microsoft.com/office/word/2010/wordprocessingGroup" xmlns:wpi="http://schemas.microsoft.com/office/word/2010/wordprocessingInk" xmlns:wne="http://schemas.microsoft.com/office/word/2006/wordml" xmlns:wps="http://schemas.microsoft.com/office/word/2010/wordprocessingShape" mc:Ignorable="w14 w15 w16se w16cid w16 w16cex w16sdtdh wp14">
+<w:endnotes xmlns:wpc="http://schemas.microsoft.com/office/word/2010/wordprocessingCanvas" xmlns:cx="http://schemas.microsoft.com/office/drawing/2014/chartex" xmlns:cx1="http://schemas.microsoft.com/office/drawing/2015/9/8/chartex" xmlns:cx2="http://schemas.microsoft.com/office/drawing/2015/10/21/chartex" xmlns:cx3="http://schemas.microsoft.com/office/drawing/2016/5/9/chartex" xmlns:cx4="http://schemas.microsoft.com/office/drawing/2016/5/10/chartex" xmlns:cx5="http://schemas.microsoft.com/office/drawing/2016/5/11/chartex" xmlns:cx6="http://schemas.microsoft.com/office/drawing/2016/5/12/chartex" xmlns:cx7="http://schemas.microsoft.com/office/drawing/2016/5/13/chartex" xmlns:cx8="http://schemas.microsoft.com/office/drawing/2016/5/14/chartex" xmlns:mc="http://schemas.openxmlformats.org/markup-compatibility/2006" xmlns:aink="http://schemas.microsoft.com/office/drawing/2016/ink" xmlns:am3d="http://schemas.microsoft.com/office/drawing/2017/model3d" xmlns:o="urn:schemas-microsoft-com:office:office" xmlns:oel="http://schemas.microsoft.com/office/2019/extlst" xmlns:r="http://schemas.openxmlformats.org/officeDocument/2006/relationships" xmlns:m="http://schemas.openxmlformats.org/officeDocument/2006/math" xmlns:v="urn:schemas-microsoft-com:vml" xmlns:wp14="http://schemas.microsoft.com/office/word/2010/wordprocessingDrawing" xmlns:wp="http://schemas.openxmlformats.org/drawingml/2006/wordprocessingDrawing" xmlns:w10="urn:schemas-microsoft-com:office:word" xmlns:w="http://schemas.openxmlformats.org/wordprocessingml/2006/main" xmlns:w14="http://schemas.microsoft.com/office/word/2010/wordml" xmlns:w15="http://schemas.microsoft.com/office/word/2012/wordml" xmlns:w16cex="http://schemas.microsoft.com/office/word/2018/wordml/cex" xmlns:w16cid="http://schemas.microsoft.com/office/word/2016/wordml/cid" xmlns:w16="http://schemas.microsoft.com/office/word/2018/wordml" xmlns:w16du="http://schemas.microsoft.com/office/word/2023/wordml/word16du" xmlns:w16sdtdh="http://schemas.microsoft.com/office/word/2020/wordml/sdtdatahash" xmlns:w16sdtfl="http://schemas.microsoft.com/office/word/2024/wordml/sdtformatlock" xmlns:w16se="http://schemas.microsoft.com/office/word/2015/wordml/symex" xmlns:wpg="http://schemas.microsoft.com/office/word/2010/wordprocessingGroup" xmlns:wpi="http://schemas.microsoft.com/office/word/2010/wordprocessingInk" xmlns:wne="http://schemas.microsoft.com/office/word/2006/wordml" xmlns:wps="http://schemas.microsoft.com/office/word/2010/wordprocessingShape" mc:Ignorable="w14 w15 w16se w16cid w16 w16cex w16sdtdh w16sdtfl w16du wp14">
   <w:endnote w:type="separator" w:id="-1">
     <w:p>
       <w:r>
@@ -1308,7 +1303,7 @@
 </file>
 
 <file path=word/footnotes.xml><?xml version="1.0" encoding="utf-8"?>
-<w:footnotes xmlns:wpc="http://schemas.microsoft.com/office/word/2010/wordprocessingCanvas" xmlns:cx="http://schemas.microsoft.com/office/drawing/2014/chartex" xmlns:cx1="http://schemas.microsoft.com/office/drawing/2015/9/8/chartex" xmlns:cx2="http://schemas.microsoft.com/office/drawing/2015/10/21/chartex" xmlns:cx3="http://schemas.microsoft.com/office/drawing/2016/5/9/chartex" xmlns:cx4="http://schemas.microsoft.com/office/drawing/2016/5/10/chartex" xmlns:cx5="http://schemas.microsoft.com/office/drawing/2016/5/11/chartex" xmlns:cx6="http://schemas.microsoft.com/office/drawing/2016/5/12/chartex" xmlns:cx7="http://schemas.microsoft.com/office/drawing/2016/5/13/chartex" xmlns:cx8="http://schemas.microsoft.com/office/drawing/2016/5/14/chartex" xmlns:mc="http://schemas.openxmlformats.org/markup-compatibility/2006" xmlns:aink="http://schemas.microsoft.com/office/drawing/2016/ink" xmlns:am3d="http://schemas.microsoft.com/office/drawing/2017/model3d" xmlns:o="urn:schemas-microsoft-com:office:office" xmlns:oel="http://schemas.microsoft.com/office/2019/extlst" xmlns:r="http://schemas.openxmlformats.org/officeDocument/2006/relationships" xmlns:m="http://schemas.openxmlformats.org/officeDocument/2006/math" xmlns:v="urn:schemas-microsoft-com:vml" xmlns:wp14="http://schemas.microsoft.com/office/word/2010/wordprocessingDrawing" xmlns:wp="http://schemas.openxmlformats.org/drawingml/2006/wordprocessingDrawing" xmlns:w10="urn:schemas-microsoft-com:office:word" xmlns:w="http://schemas.openxmlformats.org/wordprocessingml/2006/main" xmlns:w14="http://schemas.microsoft.com/office/word/2010/wordml" xmlns:w15="http://schemas.microsoft.com/office/word/2012/wordml" xmlns:w16cex="http://schemas.microsoft.com/office/word/2018/wordml/cex" xmlns:w16cid="http://schemas.microsoft.com/office/word/2016/wordml/cid" xmlns:w16="http://schemas.microsoft.com/office/word/2018/wordml" xmlns:w16sdtdh="http://schemas.microsoft.com/office/word/2020/wordml/sdtdatahash" xmlns:w16se="http://schemas.microsoft.com/office/word/2015/wordml/symex" xmlns:wpg="http://schemas.microsoft.com/office/word/2010/wordprocessingGroup" xmlns:wpi="http://schemas.microsoft.com/office/word/2010/wordprocessingInk" xmlns:wne="http://schemas.microsoft.com/office/word/2006/wordml" xmlns:wps="http://schemas.microsoft.com/office/word/2010/wordprocessingShape" mc:Ignorable="w14 w15 w16se w16cid w16 w16cex w16sdtdh wp14">
+<w:footnotes xmlns:wpc="http://schemas.microsoft.com/office/word/2010/wordprocessingCanvas" xmlns:cx="http://schemas.microsoft.com/office/drawing/2014/chartex" xmlns:cx1="http://schemas.microsoft.com/office/drawing/2015/9/8/chartex" xmlns:cx2="http://schemas.microsoft.com/office/drawing/2015/10/21/chartex" xmlns:cx3="http://schemas.microsoft.com/office/drawing/2016/5/9/chartex" xmlns:cx4="http://schemas.microsoft.com/office/drawing/2016/5/10/chartex" xmlns:cx5="http://schemas.microsoft.com/office/drawing/2016/5/11/chartex" xmlns:cx6="http://schemas.microsoft.com/office/drawing/2016/5/12/chartex" xmlns:cx7="http://schemas.microsoft.com/office/drawing/2016/5/13/chartex" xmlns:cx8="http://schemas.microsoft.com/office/drawing/2016/5/14/chartex" xmlns:mc="http://schemas.openxmlformats.org/markup-compatibility/2006" xmlns:aink="http://schemas.microsoft.com/office/drawing/2016/ink" xmlns:am3d="http://schemas.microsoft.com/office/drawing/2017/model3d" xmlns:o="urn:schemas-microsoft-com:office:office" xmlns:oel="http://schemas.microsoft.com/office/2019/extlst" xmlns:r="http://schemas.openxmlformats.org/officeDocument/2006/relationships" xmlns:m="http://schemas.openxmlformats.org/officeDocument/2006/math" xmlns:v="urn:schemas-microsoft-com:vml" xmlns:wp14="http://schemas.microsoft.com/office/word/2010/wordprocessingDrawing" xmlns:wp="http://schemas.openxmlformats.org/drawingml/2006/wordprocessingDrawing" xmlns:w10="urn:schemas-microsoft-com:office:word" xmlns:w="http://schemas.openxmlformats.org/wordprocessingml/2006/main" xmlns:w14="http://schemas.microsoft.com/office/word/2010/wordml" xmlns:w15="http://schemas.microsoft.com/office/word/2012/wordml" xmlns:w16cex="http://schemas.microsoft.com/office/word/2018/wordml/cex" xmlns:w16cid="http://schemas.microsoft.com/office/word/2016/wordml/cid" xmlns:w16="http://schemas.microsoft.com/office/word/2018/wordml" xmlns:w16du="http://schemas.microsoft.com/office/word/2023/wordml/word16du" xmlns:w16sdtdh="http://schemas.microsoft.com/office/word/2020/wordml/sdtdatahash" xmlns:w16sdtfl="http://schemas.microsoft.com/office/word/2024/wordml/sdtformatlock" xmlns:w16se="http://schemas.microsoft.com/office/word/2015/wordml/symex" xmlns:wpg="http://schemas.microsoft.com/office/word/2010/wordprocessingGroup" xmlns:wpi="http://schemas.microsoft.com/office/word/2010/wordprocessingInk" xmlns:wne="http://schemas.microsoft.com/office/word/2006/wordml" xmlns:wps="http://schemas.microsoft.com/office/word/2010/wordprocessingShape" mc:Ignorable="w14 w15 w16se w16cid w16 w16cex w16sdtdh w16sdtfl w16du wp14">
   <w:footnote w:type="separator" w:id="-1">
     <w:p>
       <w:r>
@@ -1327,7 +1322,7 @@
 </file>
 
 <file path=word/numbering.xml><?xml version="1.0" encoding="utf-8"?>
-<w:numbering xmlns:wpc="http://schemas.microsoft.com/office/word/2010/wordprocessingCanvas" xmlns:cx="http://schemas.microsoft.com/office/drawing/2014/chartex" xmlns:cx1="http://schemas.microsoft.com/office/drawing/2015/9/8/chartex" xmlns:cx2="http://schemas.microsoft.com/office/drawing/2015/10/21/chartex" xmlns:cx3="http://schemas.microsoft.com/office/drawing/2016/5/9/chartex" xmlns:cx4="http://schemas.microsoft.com/office/drawing/2016/5/10/chartex" xmlns:cx5="http://schemas.microsoft.com/office/drawing/2016/5/11/chartex" xmlns:cx6="http://schemas.microsoft.com/office/drawing/2016/5/12/chartex" xmlns:cx7="http://schemas.microsoft.com/office/drawing/2016/5/13/chartex" xmlns:cx8="http://schemas.microsoft.com/office/drawing/2016/5/14/chartex" xmlns:mc="http://schemas.openxmlformats.org/markup-compatibility/2006" xmlns:aink="http://schemas.microsoft.com/office/drawing/2016/ink" xmlns:am3d="http://schemas.microsoft.com/office/drawing/2017/model3d" xmlns:o="urn:schemas-microsoft-com:office:office" xmlns:oel="http://schemas.microsoft.com/office/2019/extlst" xmlns:r="http://schemas.openxmlformats.org/officeDocument/2006/relationships" xmlns:m="http://schemas.openxmlformats.org/officeDocument/2006/math" xmlns:v="urn:schemas-microsoft-com:vml" xmlns:wp14="http://schemas.microsoft.com/office/word/2010/wordprocessingDrawing" xmlns:wp="http://schemas.openxmlformats.org/drawingml/2006/wordprocessingDrawing" xmlns:w10="urn:schemas-microsoft-com:office:word" xmlns:w="http://schemas.openxmlformats.org/wordprocessingml/2006/main" xmlns:w14="http://schemas.microsoft.com/office/word/2010/wordml" xmlns:w15="http://schemas.microsoft.com/office/word/2012/wordml" xmlns:w16cex="http://schemas.microsoft.com/office/word/2018/wordml/cex" xmlns:w16cid="http://schemas.microsoft.com/office/word/2016/wordml/cid" xmlns:w16="http://schemas.microsoft.com/office/word/2018/wordml" xmlns:w16sdtdh="http://schemas.microsoft.com/office/word/2020/wordml/sdtdatahash" xmlns:w16se="http://schemas.microsoft.com/office/word/2015/wordml/symex" xmlns:wpg="http://schemas.microsoft.com/office/word/2010/wordprocessingGroup" xmlns:wpi="http://schemas.microsoft.com/office/word/2010/wordprocessingInk" xmlns:wne="http://schemas.microsoft.com/office/word/2006/wordml" xmlns:wps="http://schemas.microsoft.com/office/word/2010/wordprocessingShape" mc:Ignorable="w14 w15 w16se w16cid w16 w16cex w16sdtdh wp14">
+<w:numbering xmlns:wpc="http://schemas.microsoft.com/office/word/2010/wordprocessingCanvas" xmlns:cx="http://schemas.microsoft.com/office/drawing/2014/chartex" xmlns:cx1="http://schemas.microsoft.com/office/drawing/2015/9/8/chartex" xmlns:cx2="http://schemas.microsoft.com/office/drawing/2015/10/21/chartex" xmlns:cx3="http://schemas.microsoft.com/office/drawing/2016/5/9/chartex" xmlns:cx4="http://schemas.microsoft.com/office/drawing/2016/5/10/chartex" xmlns:cx5="http://schemas.microsoft.com/office/drawing/2016/5/11/chartex" xmlns:cx6="http://schemas.microsoft.com/office/drawing/2016/5/12/chartex" xmlns:cx7="http://schemas.microsoft.com/office/drawing/2016/5/13/chartex" xmlns:cx8="http://schemas.microsoft.com/office/drawing/2016/5/14/chartex" xmlns:mc="http://schemas.openxmlformats.org/markup-compatibility/2006" xmlns:aink="http://schemas.microsoft.com/office/drawing/2016/ink" xmlns:am3d="http://schemas.microsoft.com/office/drawing/2017/model3d" xmlns:o="urn:schemas-microsoft-com:office:office" xmlns:oel="http://schemas.microsoft.com/office/2019/extlst" xmlns:r="http://schemas.openxmlformats.org/officeDocument/2006/relationships" xmlns:m="http://schemas.openxmlformats.org/officeDocument/2006/math" xmlns:v="urn:schemas-microsoft-com:vml" xmlns:wp14="http://schemas.microsoft.com/office/word/2010/wordprocessingDrawing" xmlns:wp="http://schemas.openxmlformats.org/drawingml/2006/wordprocessingDrawing" xmlns:w10="urn:schemas-microsoft-com:office:word" xmlns:w="http://schemas.openxmlformats.org/wordprocessingml/2006/main" xmlns:w14="http://schemas.microsoft.com/office/word/2010/wordml" xmlns:w15="http://schemas.microsoft.com/office/word/2012/wordml" xmlns:w16cex="http://schemas.microsoft.com/office/word/2018/wordml/cex" xmlns:w16cid="http://schemas.microsoft.com/office/word/2016/wordml/cid" xmlns:w16="http://schemas.microsoft.com/office/word/2018/wordml" xmlns:w16du="http://schemas.microsoft.com/office/word/2023/wordml/word16du" xmlns:w16sdtdh="http://schemas.microsoft.com/office/word/2020/wordml/sdtdatahash" xmlns:w16sdtfl="http://schemas.microsoft.com/office/word/2024/wordml/sdtformatlock" xmlns:w16se="http://schemas.microsoft.com/office/word/2015/wordml/symex" xmlns:wpg="http://schemas.microsoft.com/office/word/2010/wordprocessingGroup" xmlns:wpi="http://schemas.microsoft.com/office/word/2010/wordprocessingInk" xmlns:wne="http://schemas.microsoft.com/office/word/2006/wordml" xmlns:wps="http://schemas.microsoft.com/office/word/2010/wordprocessingShape" mc:Ignorable="w14 w15 w16se w16cid w16 w16cex w16sdtdh w16sdtfl w16du wp14">
   <w:abstractNum w:abstractNumId="0" w15:restartNumberingAfterBreak="0">
     <w:nsid w:val="FFFFFF7C"/>
     <w:multiLevelType w:val="singleLevel"/>
@@ -1677,12 +1672,12 @@
 </file>
 
 <file path=word/styles.xml><?xml version="1.0" encoding="utf-8"?>
-<w:styles xmlns:mc="http://schemas.openxmlformats.org/markup-compatibility/2006" xmlns:r="http://schemas.openxmlformats.org/officeDocument/2006/relationships" xmlns:w="http://schemas.openxmlformats.org/wordprocessingml/2006/main" xmlns:w14="http://schemas.microsoft.com/office/word/2010/wordml" xmlns:w15="http://schemas.microsoft.com/office/word/2012/wordml" xmlns:w16cex="http://schemas.microsoft.com/office/word/2018/wordml/cex" xmlns:w16cid="http://schemas.microsoft.com/office/word/2016/wordml/cid" xmlns:w16="http://schemas.microsoft.com/office/word/2018/wordml" xmlns:w16sdtdh="http://schemas.microsoft.com/office/word/2020/wordml/sdtdatahash" xmlns:w16se="http://schemas.microsoft.com/office/word/2015/wordml/symex" mc:Ignorable="w14 w15 w16se w16cid w16 w16cex w16sdtdh">
+<w:styles xmlns:mc="http://schemas.openxmlformats.org/markup-compatibility/2006" xmlns:r="http://schemas.openxmlformats.org/officeDocument/2006/relationships" xmlns:w="http://schemas.openxmlformats.org/wordprocessingml/2006/main" xmlns:w14="http://schemas.microsoft.com/office/word/2010/wordml" xmlns:w15="http://schemas.microsoft.com/office/word/2012/wordml" xmlns:w16cex="http://schemas.microsoft.com/office/word/2018/wordml/cex" xmlns:w16cid="http://schemas.microsoft.com/office/word/2016/wordml/cid" xmlns:w16="http://schemas.microsoft.com/office/word/2018/wordml" xmlns:w16du="http://schemas.microsoft.com/office/word/2023/wordml/word16du" xmlns:w16sdtdh="http://schemas.microsoft.com/office/word/2020/wordml/sdtdatahash" xmlns:w16sdtfl="http://schemas.microsoft.com/office/word/2024/wordml/sdtformatlock" xmlns:w16se="http://schemas.microsoft.com/office/word/2015/wordml/symex" mc:Ignorable="w14 w15 w16se w16cid w16 w16cex w16sdtdh w16sdtfl w16du">
   <w:docDefaults>
     <w:rPrDefault>
       <w:rPr>
         <w:rFonts w:ascii="Times New Roman" w:eastAsia="Times New Roman" w:hAnsi="Times New Roman" w:cs="Times New Roman"/>
-        <w:lang w:val="en-GB" w:eastAsia="zh-CN" w:bidi="ar-SA"/>
+        <w:lang w:val="en-GB" w:eastAsia="en-GB" w:bidi="ar-SA"/>
       </w:rPr>
     </w:rPrDefault>
     <w:pPrDefault/>
@@ -2114,7 +2109,6 @@
   <w:style w:type="character" w:default="1" w:styleId="DefaultParagraphFont">
     <w:name w:val="Default Paragraph Font"/>
     <w:uiPriority w:val="1"/>
-    <w:semiHidden/>
     <w:unhideWhenUsed/>
   </w:style>
   <w:style w:type="table" w:default="1" w:styleId="TableNormal">

--- a/Final Report Documentation/Undergraduate project Waiver form.docx
+++ b/Final Report Documentation/Undergraduate project Waiver form.docx
@@ -979,6 +979,17 @@
         </w:rPr>
         <w:tab/>
       </w:r>
+      <w:proofErr w:type="spellStart"/>
+      <w:r>
+        <w:rPr>
+          <w:rFonts w:ascii="Arial" w:hAnsi="Arial" w:cs="Arial"/>
+          <w:b/>
+          <w:bCs/>
+          <w:sz w:val="24"/>
+        </w:rPr>
+        <w:t>ZrZorikRostam</w:t>
+      </w:r>
+      <w:proofErr w:type="spellEnd"/>
       <w:r>
         <w:rPr>
           <w:rFonts w:ascii="Arial" w:hAnsi="Arial" w:cs="Arial"/>
@@ -1074,6 +1085,15 @@
           <w:sz w:val="24"/>
         </w:rPr>
         <w:tab/>
+      </w:r>
+      <w:r>
+        <w:rPr>
+          <w:rFonts w:ascii="Arial" w:hAnsi="Arial" w:cs="Arial"/>
+          <w:b/>
+          <w:bCs/>
+          <w:sz w:val="24"/>
+        </w:rPr>
+        <w:t>27/04/2026</w:t>
       </w:r>
       <w:r>
         <w:rPr>
@@ -2109,6 +2129,7 @@
   <w:style w:type="character" w:default="1" w:styleId="DefaultParagraphFont">
     <w:name w:val="Default Paragraph Font"/>
     <w:uiPriority w:val="1"/>
+    <w:semiHidden/>
     <w:unhideWhenUsed/>
   </w:style>
   <w:style w:type="table" w:default="1" w:styleId="TableNormal">

--- a/Final Report Documentation/Undergraduate project Waiver form.docx
+++ b/Final Report Documentation/Undergraduate project Waiver form.docx
@@ -800,9 +800,8 @@
           <w:i w:val="0"/>
           <w:iCs w:val="0"/>
         </w:rPr>
-        <w:t xml:space="preserve">Yes      No         </w:t>
-      </w:r>
-      <w:proofErr w:type="gramStart"/>
+        <w:t xml:space="preserve">Yes      </w:t>
+      </w:r>
       <w:r>
         <w:rPr>
           <w:rFonts w:ascii="Arial" w:hAnsi="Arial" w:cs="Arial"/>
@@ -810,10 +809,10 @@
           <w:bCs/>
           <w:i w:val="0"/>
           <w:iCs w:val="0"/>
-        </w:rPr>
-        <w:t xml:space="preserve">   (</w:t>
-      </w:r>
-      <w:proofErr w:type="gramEnd"/>
+          <w:highlight w:val="yellow"/>
+        </w:rPr>
+        <w:t>No</w:t>
+      </w:r>
       <w:r>
         <w:rPr>
           <w:rFonts w:ascii="Arial" w:hAnsi="Arial" w:cs="Arial"/>
@@ -822,6 +821,28 @@
           <w:i w:val="0"/>
           <w:iCs w:val="0"/>
         </w:rPr>
+        <w:t xml:space="preserve">         </w:t>
+      </w:r>
+      <w:proofErr w:type="gramStart"/>
+      <w:r>
+        <w:rPr>
+          <w:rFonts w:ascii="Arial" w:hAnsi="Arial" w:cs="Arial"/>
+          <w:b/>
+          <w:bCs/>
+          <w:i w:val="0"/>
+          <w:iCs w:val="0"/>
+        </w:rPr>
+        <w:t xml:space="preserve">   (</w:t>
+      </w:r>
+      <w:proofErr w:type="gramEnd"/>
+      <w:r>
+        <w:rPr>
+          <w:rFonts w:ascii="Arial" w:hAnsi="Arial" w:cs="Arial"/>
+          <w:b/>
+          <w:bCs/>
+          <w:i w:val="0"/>
+          <w:iCs w:val="0"/>
+        </w:rPr>
         <w:t>please circle)</w:t>
       </w:r>
     </w:p>
@@ -1037,6 +1058,15 @@
           <w:sz w:val="24"/>
         </w:rPr>
         <w:tab/>
+      </w:r>
+      <w:r>
+        <w:rPr>
+          <w:rFonts w:ascii="Arial" w:hAnsi="Arial" w:cs="Arial"/>
+          <w:b/>
+          <w:bCs/>
+          <w:sz w:val="24"/>
+        </w:rPr>
+        <w:t>Zorik Rostam</w:t>
       </w:r>
       <w:r>
         <w:rPr>
